--- a/livrables/lecons/2026-09-05_lecon-placement-financier_13_etf-gestion-indicielle.docx
+++ b/livrables/lecons/2026-09-05_lecon-placement-financier_13_etf-gestion-indicielle.docx
@@ -202,7 +202,7 @@
           <w:sz w:val="22"/>
           <w:szCs w:val="22"/>
         </w:rPr>
-        <w:t xml:space="preserve">Selon l'AMF (Autorité des marchés financiers), un ETF est « un fonds cherchant à suivre le plus fidèlement possible l'évolution d'un indice boursier, à la hausse comme à la baisse ». Les ETF sont cotés en bourse en continu, comme des actions ordinaires.</w:t>
+        <w:t xml:space="preserve">L'AMF (Autorité des marchés financiers) le définit ainsi : « Un ETF (Exchange Traded Fund), également appelé tracker, est un fonds indiciel qui cherche à suivre le plus fidèlement possible l'évolution d'un indice boursier ». La réplication joue dans les deux sens — l'ETF suit l'indice à la hausse comme à la baisse (formulation de la leçon, non citation). Les ETF sont cotés en bourse en continu, comme des actions ordinaires.</w:t>
       </w:r>
     </w:p>
     <w:p>
@@ -751,7 +751,7 @@
           <w:sz w:val="22"/>
           <w:szCs w:val="22"/>
         </w:rPr>
-        <w:t xml:space="preserve">Plan d'épargne en actions (PEA) : éligible uniquement pour les ETF couvrant des zones UE/EEE (certains ETF MSCI World complet ne sont pas éligibles PEA)</w:t>
+        <w:t xml:space="preserve">Plan d'épargne en actions (PEA) : le critère n'est PAS la zone couverte par l'indice, mais la composition du PORTEFEUILLE de l'ETF. L'AMF l'énonce ainsi : sont acceptés au PEA les ETF « qui doivent être investis à 75 % en actions de sociétés de l'Union européenne ». ⚠️ Conséquence décisive, souvent mal comprise : un ETF à réplication SYNTHÉTIQUE (voir section 3) peut suivre un indice mondial tout en détenant un portefeuille d'actions européennes — il est donc éligible PEA. C'est le montage des ETF MSCI World logeables en PEA (par exemple Amundi PEA Monde, iShares WPEA, Amundi CW8, avec des frais courants de l'ordre de 0,20 % à 0,38 % par an au 05/09/2026 ; vérifier la fiche du produit avant tout choix)</w:t>
       </w:r>
     </w:p>
     <w:p>
@@ -928,7 +928,7 @@
           <w:sz w:val="22"/>
           <w:szCs w:val="22"/>
         </w:rPr>
-        <w:t xml:space="preserve">Voici la fiche simplifiée d'un ETF fictif. Réponds aux questions.</w:t>
+        <w:t xml:space="preserve">Voici la fiche simplifiée d'un ETF fictif — les caractéristiques sont inventées pour l'exercice, et le nom l'est aussi : il ne renvoie à aucun produit commercialisé. Réponds aux questions.</w:t>
       </w:r>
     </w:p>
     <w:p>
@@ -944,7 +944,7 @@
           <w:sz w:val="22"/>
           <w:szCs w:val="22"/>
         </w:rPr>
-        <w:t xml:space="preserve">Nom : Lyxor CAC 40 (DR) UCITS ETF - Dist
+        <w:t xml:space="preserve">Nom : « Tracker CAC 40 (DR) UCITS ETF - Dist » (nom fictif ; DR = Direct Replication)
 Indice suivi : CAC 40
 Type de réplication : Physique (DR = Direct Replication)
 TER : 0,25 % / an
@@ -1546,26 +1546,26 @@
           <w:sz w:val="22"/>
           <w:szCs w:val="22"/>
         </w:rPr>
-        <w:t xml:space="preserve">a) PEA — L'ETF MSCI World complet inclut des entreprises hors UE/EEE (États-Unis, Japon…). Il n'est généralement PAS éligible au PEA. Un ETF MSCI Europe (limité aux pays européens) serait, lui, éligible PEA. → Contrainte d'univers d'investissement.</w:t>
-      </w:r>
-    </w:p>
-    <w:p>
-      <w:pPr>
-        <w:pStyle w:val="ListParagraph"/>
-        <w:numPr>
-          <w:ilvl w:val="0"/>
-          <w:numId w:val="1"/>
-        </w:numPr>
-        <w:spacing w:after="60" w:before="60"/>
-      </w:pPr>
-      <w:r>
-        <w:rPr>
-          <w:rFonts w:ascii="Times New Roman" w:cs="Times New Roman" w:eastAsia="Times New Roman" w:hAnsi="Times New Roman"/>
-          <w:color w:val="1F2937"/>
-          <w:sz w:val="22"/>
-          <w:szCs w:val="22"/>
-        </w:rPr>
-        <w:t xml:space="preserve">b) CTO — Pas de contrainte géographique : l'ETF MSCI World y est toujours éligible. Inconvénient : fiscalité normale sur les plus-values (PFU ou barème progressif, voir leçon n°10). Avantage : flexibilité totale.</w:t>
+        <w:t xml:space="preserve">a) PEA — Oui, c'est possible, et c'est le point que la plupart des présentations ratent. Un ETF MSCI World à réplication PHYSIQUE détient des titres américains et japonais : son portefeuille ne respecte pas le seuil de 75 % d'actions de l'Union européenne, il n'est donc pas éligible. Mais un ETF MSCI World à réplication SYNTHÉTIQUE détient un portefeuille d'actions européennes et échange sa performance contre celle de l'indice mondial via un swap : le seuil est respecté, l'ETF est éligible PEA. Plusieurs produits de ce type existent (Amundi PEA Monde, iShares WPEA, Amundi CW8). Contrepartie à connaître, exposée en section 3 : la réplication synthétique ajoute un risque de contrepartie bancaire, absent de la réplication physique.</w:t>
+      </w:r>
+    </w:p>
+    <w:p>
+      <w:pPr>
+        <w:pStyle w:val="ListParagraph"/>
+        <w:numPr>
+          <w:ilvl w:val="0"/>
+          <w:numId w:val="1"/>
+        </w:numPr>
+        <w:spacing w:after="60" w:before="60"/>
+      </w:pPr>
+      <w:r>
+        <w:rPr>
+          <w:rFonts w:ascii="Times New Roman" w:cs="Times New Roman" w:eastAsia="Times New Roman" w:hAnsi="Times New Roman"/>
+          <w:color w:val="1F2937"/>
+          <w:sz w:val="22"/>
+          <w:szCs w:val="22"/>
+        </w:rPr>
+        <w:t xml:space="preserve">b) CTO — Toujours éligible, quelle que soit la méthode de réplication, et sans plafond de versement. Inconvénient : fiscalité de droit commun sur les plus-values (PFU ou barème progressif, voir leçon n°10), là où un PEA de plus de cinq ans exonère les gains d'impôt sur le revenu — les prélèvements sociaux restant dus. Avantage : flexibilité totale, aucune contrainte de composition. À mettre en balance avec l'option PEA rétablie au point a).</w:t>
       </w:r>
     </w:p>
     <w:p>
@@ -1824,7 +1824,7 @@
           <w:sz w:val="22"/>
           <w:szCs w:val="22"/>
         </w:rPr>
-        <w:t xml:space="preserve">Dans certains établissements médico-sociaux, les dispositifs d'épargne salariale (PEE, PERECO traités en leçon n°11) proposent des fonds indiciels ou des profils de gestion pilotée qui intègrent des ETF. En tant que chef de service, comprendre le fonctionnement de ces instruments permet de répondre aux questions pratiques des équipes sur l'orientation de leur épargne dans ce cadre — sans se substituer à un conseiller agréé.</w:t>
+        <w:t xml:space="preserve">Dans certains établissements médico-sociaux, les dispositifs d'épargne salariale (PEE, PERECO traités en leçon n°11) proposent des fonds indiciels ou des profils de gestion pilotée qui intègrent des ETF. En tant que chef de service, comprendre le fonctionnement de ces instruments sert d'abord à ne pas être démuni quand le sujet arrive en réunion ou en entretien. ⛔ Cela ne t'autorise PAS à orienter l'épargne de tes équipes. Le lien hiérarchique change la nature du conseil : une orientation donnée par le chef de service se reçoit comme une consigne, et si le placement se retourne, la relation de travail en porte la trace. La bonne réponse à une question de collègue est de renvoyer vers le teneur de compte du dispositif, la notice d'information du PEE ou du PERECO, ou un conseiller agréé — jamais vers ton propre avis.</w:t>
       </w:r>
     </w:p>
     <w:p>
@@ -2073,6 +2073,138 @@
       </w:pPr>
       <w:r>
         <w:t xml:space="preserve"/>
+      </w:r>
+    </w:p>
+    <w:p>
+      <w:pPr>
+        <w:spacing w:after="120" w:before="280"/>
+      </w:pPr>
+      <w:r>
+        <w:rPr>
+          <w:rFonts w:ascii="Times New Roman" w:cs="Times New Roman" w:eastAsia="Times New Roman" w:hAnsi="Times New Roman"/>
+          <w:b/>
+          <w:bCs/>
+          <w:color w:val="1B3A6B"/>
+          <w:sz w:val="30"/>
+          <w:szCs w:val="30"/>
+        </w:rPr>
+        <w:t xml:space="preserve">📝 Journal des corrections</w:t>
+      </w:r>
+    </w:p>
+    <w:p>
+      <w:pPr>
+        <w:spacing w:after="80" w:before="80"/>
+      </w:pPr>
+      <w:r>
+        <w:rPr>
+          <w:rFonts w:ascii="Times New Roman" w:cs="Times New Roman" w:eastAsia="Times New Roman" w:hAnsi="Times New Roman"/>
+          <w:i/>
+          <w:iCs/>
+          <w:color w:val="1B3A6B"/>
+          <w:sz w:val="22"/>
+          <w:szCs w:val="22"/>
+        </w:rPr>
+        <w:t xml:space="preserve">Corrections apportées le 5 septembre 2026 après vérification des sources. Les formulations d'origine sont conservées ci-dessous : une correction qui efface l'erreur ne s'apprend pas.</w:t>
+      </w:r>
+    </w:p>
+    <w:p>
+      <w:pPr>
+        <w:spacing w:after="60" w:before="60"/>
+      </w:pPr>
+      <w:r>
+        <w:rPr>
+          <w:rFonts w:ascii="Times New Roman" w:cs="Times New Roman" w:eastAsia="Times New Roman" w:hAnsi="Times New Roman"/>
+          <w:b/>
+          <w:bCs/>
+          <w:color w:val="1F2937"/>
+          <w:sz w:val="22"/>
+          <w:szCs w:val="22"/>
+        </w:rPr>
+        <w:t xml:space="preserve">1. « Selon l'AMF, un ETF est “un fonds cherchant à suivre le plus fidèlement possible l'évolution d'un indice boursier, à la hausse comme à la baisse” » — </w:t>
+      </w:r>
+      <w:r>
+        <w:rPr>
+          <w:rFonts w:ascii="Times New Roman" w:cs="Times New Roman" w:eastAsia="Times New Roman" w:hAnsi="Times New Roman"/>
+          <w:color w:val="1F2937"/>
+          <w:sz w:val="22"/>
+          <w:szCs w:val="22"/>
+        </w:rPr>
+        <w:t xml:space="preserve">théorie, section 1. Citation entre guillemets attribuée nommément au régulateur, mais non conforme : la page AMF écrit « un fonds INDICIEL qui cherche à suivre… » et ne comporte pas « à la hausse comme à la baisse ». Un mot retiré, un membre de phrase ajouté. La page était pourtant ouverte — le chiffre du TER en est tiré fidèlement dans la même section. Citation rétablie mot pour mot ; l'ajout est conservé comme formulation de la leçon, signalé comme tel.</w:t>
+      </w:r>
+    </w:p>
+    <w:p>
+      <w:pPr>
+        <w:spacing w:after="60" w:before="60"/>
+      </w:pPr>
+      <w:r>
+        <w:rPr>
+          <w:rFonts w:ascii="Times New Roman" w:cs="Times New Roman" w:eastAsia="Times New Roman" w:hAnsi="Times New Roman"/>
+          <w:b/>
+          <w:bCs/>
+          <w:color w:val="1F2937"/>
+          <w:sz w:val="22"/>
+          <w:szCs w:val="22"/>
+        </w:rPr>
+        <w:t xml:space="preserve">2. « PEA : éligible uniquement pour les ETF couvrant des zones UE/EEE » et « l'ETF MSCI World […] n'est généralement PAS éligible au PEA » — </w:t>
+      </w:r>
+      <w:r>
+        <w:rPr>
+          <w:rFonts w:ascii="Times New Roman" w:cs="Times New Roman" w:eastAsia="Times New Roman" w:hAnsi="Times New Roman"/>
+          <w:color w:val="1F2937"/>
+          <w:sz w:val="22"/>
+          <w:szCs w:val="22"/>
+        </w:rPr>
+        <w:t xml:space="preserve">théorie section 5 et corrigé 3a. ERREUR DE FOND, et la réponse figurait sur la page AMF citée par la leçon : le critère porte sur la composition du PORTEFEUILLE — « investis à 75 % en actions de sociétés de l'Union européenne » — et non sur la zone couverte par l'indice. Un ETF MSCI World à réplication synthétique détient des actions européennes et échange leur performance contre celle de l'indice mondial : il est éligible PEA, et c'est le montage de référence (Amundi PEA Monde, iShares WPEA, Amundi CW8). Le mécanisme était décrit deux sections plus haut, en section 3, sans que le lien soit fait. Le corrigé 3b, qui orientait vers le CTO au motif d'une « fiscalité normale », rappelle désormais qu'un PEA de plus de cinq ans exonère les gains d'impôt sur le revenu.</w:t>
+      </w:r>
+    </w:p>
+    <w:p>
+      <w:pPr>
+        <w:spacing w:after="60" w:before="60"/>
+      </w:pPr>
+      <w:r>
+        <w:rPr>
+          <w:rFonts w:ascii="Times New Roman" w:cs="Times New Roman" w:eastAsia="Times New Roman" w:hAnsi="Times New Roman"/>
+          <w:b/>
+          <w:bCs/>
+          <w:color w:val="1F2937"/>
+          <w:sz w:val="22"/>
+          <w:szCs w:val="22"/>
+        </w:rPr>
+        <w:t xml:space="preserve">3. « Voici la fiche simplifiée d'un ETF fictif » — « Nom : Lyxor CAC 40 (DR) UCITS ETF - Dist » — </w:t>
+      </w:r>
+      <w:r>
+        <w:rPr>
+          <w:rFonts w:ascii="Times New Roman" w:cs="Times New Roman" w:eastAsia="Times New Roman" w:hAnsi="Times New Roman"/>
+          <w:color w:val="1F2937"/>
+          <w:sz w:val="22"/>
+          <w:szCs w:val="22"/>
+        </w:rPr>
+        <w:t xml:space="preserve">exercice 1. Le nom annoncé comme fictif était celui d'un produit réel, et d'une marque disparue : Lyxor a été absorbée par Amundi, fusion effective au 1ᵉʳ juin 2022, toute la gamme ayant été renommée depuis. Prêter des caractéristiques inventées à un produit nommé n'est pas acceptable dans un parcours qui s'interdit toute recommandation. Remplacé par un nom générique, avec mention explicite qu'il ne renvoie à aucun produit commercialisé.</w:t>
+      </w:r>
+    </w:p>
+    <w:p>
+      <w:pPr>
+        <w:spacing w:after="60" w:before="60"/>
+      </w:pPr>
+      <w:r>
+        <w:rPr>
+          <w:rFonts w:ascii="Times New Roman" w:cs="Times New Roman" w:eastAsia="Times New Roman" w:hAnsi="Times New Roman"/>
+          <w:b/>
+          <w:bCs/>
+          <w:color w:val="1F2937"/>
+          <w:sz w:val="22"/>
+          <w:szCs w:val="22"/>
+        </w:rPr>
+        <w:t xml:space="preserve">4. « comprendre le fonctionnement de ces instruments permet de répondre aux questions pratiques des équipes sur l'orientation de leur épargne » — </w:t>
+      </w:r>
+      <w:r>
+        <w:rPr>
+          <w:rFonts w:ascii="Times New Roman" w:cs="Times New Roman" w:eastAsia="Times New Roman" w:hAnsi="Times New Roman"/>
+          <w:color w:val="1F2937"/>
+          <w:sz w:val="22"/>
+          <w:szCs w:val="22"/>
+        </w:rPr>
+        <w:t xml:space="preserve">pont pro. Formulation intenable pour un chef de service qui encadre douze professionnels : le lien hiérarchique change la nature du conseil, une orientation se reçoit comme une consigne, et un placement qui se retourne laisse une trace dans la relation de travail. La mention « sans se substituer à un conseiller agréé » ne suffit pas à neutraliser l'invitation. Le pont pro pose désormais l'interdit et donne la bonne réponse : renvoyer vers le teneur de compte, la notice du dispositif ou un conseiller agréé.</w:t>
       </w:r>
     </w:p>
     <w:p>
